--- a/fra/docx/004.content.docx
+++ b/fra/docx/004.content.docx
@@ -19813,6 +19813,66 @@
         <w:rPr>
           <w:lang w:val="fr_FR" w:bidi="fr_FR"/>
         </w:rPr>
+        <w:t>Diblaïm</w:t>
+      </w:r>
+      <w:r>
+        <w:rPr>
+          <w:lang w:val="fr_FR" w:bidi="fr_FR"/>
+        </w:rPr>
+      </w:r>
+    </w:p>
+    <w:p>
+      <w:pPr/>
+      <w:r>
+        <w:rPr>
+          <w:lang w:val="fr_FR" w:bidi="fr_FR"/>
+        </w:rPr>
+      </w:r>
+      <w:r>
+        <w:rPr>
+          <w:lang w:val="fr_FR" w:bidi="fr_FR"/>
+        </w:rPr>
+        <w:t>Père de Gomer, épouse d’Osée (</w:t>
+      </w:r>
+      <w:r>
+        <w:rPr>
+          <w:lang w:val="fr_FR" w:bidi="fr_FR"/>
+        </w:rPr>
+        <w:t>Os 1.3</w:t>
+      </w:r>
+      <w:r>
+        <w:rPr>
+          <w:lang w:val="fr_FR" w:bidi="fr_FR"/>
+        </w:rPr>
+        <w:t>). Certains experts pensent que le nom de Diblaïm fait allusion à la prostitution de Gomer, car il signifie « gâteaux de raisins secs », qui étaient utilisés dans d'anciens rites liés aux cultes de la fertilité.</w:t>
+      </w:r>
+      <w:r>
+        <w:rPr>
+          <w:lang w:val="fr_FR" w:bidi="fr_FR"/>
+        </w:rPr>
+      </w:r>
+      <w:r>
+        <w:rPr>
+          <w:lang w:val="fr_FR" w:bidi="fr_FR"/>
+        </w:rPr>
+      </w:r>
+    </w:p>
+    <w:p>
+      <w:pPr/>
+      <w:r>
+        <w:rPr>
+          <w:lang w:val="fr_FR" w:bidi="fr_FR"/>
+        </w:rPr>
+      </w:r>
+    </w:p>
+    <w:p>
+      <w:pPr>
+        <w:pStyle w:val="Heading2"/>
+      </w:pPr>
+      <w:r>
+        <w:rPr>
+          <w:lang w:val="fr_FR" w:bidi="fr_FR"/>
+        </w:rPr>
         <w:t>Dibon</w:t>
       </w:r>
       <w:r>
@@ -38654,6 +38714,93 @@
           <w:lang w:val="fr_FR" w:bidi="fr_FR"/>
         </w:rPr>
         <w:t>).</w:t>
+      </w:r>
+      <w:r>
+        <w:rPr>
+          <w:lang w:val="fr_FR" w:bidi="fr_FR"/>
+        </w:rPr>
+      </w:r>
+      <w:r>
+        <w:rPr>
+          <w:lang w:val="fr_FR" w:bidi="fr_FR"/>
+        </w:rPr>
+      </w:r>
+    </w:p>
+    <w:p>
+      <w:pPr/>
+      <w:r>
+        <w:rPr>
+          <w:lang w:val="fr_FR" w:bidi="fr_FR"/>
+        </w:rPr>
+      </w:r>
+    </w:p>
+    <w:p>
+      <w:pPr>
+        <w:pStyle w:val="Heading2"/>
+      </w:pPr>
+      <w:r>
+        <w:rPr>
+          <w:lang w:val="fr_FR" w:bidi="fr_FR"/>
+        </w:rPr>
+        <w:t>Dura, vallée de</w:t>
+      </w:r>
+      <w:r>
+        <w:rPr>
+          <w:lang w:val="fr_FR" w:bidi="fr_FR"/>
+        </w:rPr>
+      </w:r>
+    </w:p>
+    <w:p>
+      <w:pPr/>
+      <w:r>
+        <w:rPr>
+          <w:lang w:val="fr_FR" w:bidi="fr_FR"/>
+        </w:rPr>
+      </w:r>
+      <w:r>
+        <w:rPr>
+          <w:lang w:val="fr_FR" w:bidi="fr_FR"/>
+        </w:rPr>
+        <w:t>Lieu de la province de Babylone où Nebucadnetsar fait ériger la grande statue d’or que tous ses sujets reçoivent l’ordre d’adorer (</w:t>
+      </w:r>
+      <w:r>
+        <w:rPr>
+          <w:lang w:val="fr_FR" w:bidi="fr_FR"/>
+        </w:rPr>
+        <w:t>Dn 3.1</w:t>
+      </w:r>
+      <w:r>
+        <w:rPr>
+          <w:lang w:val="fr_FR" w:bidi="fr_FR"/>
+        </w:rPr>
+        <w:t xml:space="preserve">). Son emplacement exact n'est pas connu aujourd'hui. La vallée de Dura était peut-être au sud-est de Babylone ou au sein de la grande muraille extérieure de la ville. </w:t>
+      </w:r>
+    </w:p>
+    <w:p>
+      <w:pPr/>
+      <w:r>
+        <w:rPr>
+          <w:lang w:val="fr_FR" w:bidi="fr_FR"/>
+        </w:rPr>
+      </w:r>
+      <w:r>
+        <w:rPr>
+          <w:lang w:val="fr_FR" w:bidi="fr_FR"/>
+        </w:rPr>
+        <w:t xml:space="preserve">La statue se dressait probablement dans un lieu bien en vue et dans un espace ouvert utilisé pour des rassemblements publics. Puisque </w:t>
+      </w:r>
+      <w:r>
+        <w:rPr>
+          <w:i/>
+          <w:lang w:val="fr_FR" w:bidi="fr_FR"/>
+        </w:rPr>
+        <w:t>dur</w:t>
+      </w:r>
+      <w:r>
+        <w:rPr>
+          <w:lang w:val="fr_FR" w:bidi="fr_FR"/>
+        </w:rPr>
+        <w:t xml:space="preserve"> signifie « rempart », le nom de la vallée pourrait se traduire par « vallée du rempart ». C'est ce qui laisse penser qu’elle était proche de la muraille de la ville.</w:t>
       </w:r>
       <w:r>
         <w:rPr>

--- a/fra/docx/004.content.docx
+++ b/fra/docx/004.content.docx
@@ -10923,19 +10923,7 @@
         <w:rPr>
           <w:lang w:val="fr_FR" w:bidi="fr_FR"/>
         </w:rPr>
-        <w:t xml:space="preserve"> </w:t>
-      </w:r>
-      <w:r>
-        <w:rPr>
-          <w:lang w:val="fr_FR" w:bidi="fr_FR"/>
-        </w:rPr>
-        <w:t>« Preuves scientifiques du Déluge ? »</w:t>
-      </w:r>
-      <w:r>
-        <w:rPr>
-          <w:lang w:val="fr_FR" w:bidi="fr_FR"/>
-        </w:rPr>
-        <w:t>.</w:t>
+        <w:t xml:space="preserve"> « Preuves scientifiques du Déluge ? ».</w:t>
       </w:r>
     </w:p>
     <w:p>
